--- a/Fase 1/Evidencias Grupales/1.5_GuiaEstudiante_Fase 1_Definicion Proyecto APT (Español).docx
+++ b/Fase 1/Evidencias Grupales/1.5_GuiaEstudiante_Fase 1_Definicion Proyecto APT (Español).docx
@@ -5253,23 +5253,7 @@
                 <w:sz w:val="20"/>
                 <w:szCs w:val="20"/>
               </w:rPr>
-              <w:t xml:space="preserve"> y </w:t>
-            </w:r>
-            <w:proofErr w:type="spellStart"/>
-            <w:r>
-              <w:rPr>
-                <w:sz w:val="20"/>
-                <w:szCs w:val="20"/>
-              </w:rPr>
-              <w:t>frontend</w:t>
-            </w:r>
-            <w:proofErr w:type="spellEnd"/>
-            <w:r>
-              <w:rPr>
-                <w:sz w:val="20"/>
-                <w:szCs w:val="20"/>
-              </w:rPr>
-              <w:t xml:space="preserve"> de la plataforma web para nutricionistas</w:t>
+              <w:t xml:space="preserve"> y frontend de la plataforma web para nutricionistas</w:t>
             </w:r>
           </w:p>
           <w:p>
@@ -6277,23 +6261,7 @@
                 <w:sz w:val="18"/>
                 <w:szCs w:val="18"/>
               </w:rPr>
-              <w:t xml:space="preserve">Seguridad en contraseñas y </w:t>
-            </w:r>
-            <w:proofErr w:type="spellStart"/>
-            <w:r>
-              <w:rPr>
-                <w:sz w:val="18"/>
-                <w:szCs w:val="18"/>
-              </w:rPr>
-              <w:t>tokenización</w:t>
-            </w:r>
-            <w:proofErr w:type="spellEnd"/>
-            <w:r>
-              <w:rPr>
-                <w:sz w:val="18"/>
-                <w:szCs w:val="18"/>
-              </w:rPr>
-              <w:t xml:space="preserve"> en cada </w:t>
+              <w:t xml:space="preserve">Seguridad en contraseñas y tokenización en cada </w:t>
             </w:r>
             <w:proofErr w:type="spellStart"/>
             <w:r>
@@ -6478,23 +6446,7 @@
                 <w:sz w:val="18"/>
                 <w:szCs w:val="18"/>
               </w:rPr>
-              <w:t xml:space="preserve">Avances app nutricionista 1. elaboración de </w:t>
-            </w:r>
-            <w:proofErr w:type="spellStart"/>
-            <w:r>
-              <w:rPr>
-                <w:sz w:val="18"/>
-                <w:szCs w:val="18"/>
-              </w:rPr>
-              <w:t>frontend</w:t>
-            </w:r>
-            <w:proofErr w:type="spellEnd"/>
-            <w:r>
-              <w:rPr>
-                <w:sz w:val="18"/>
-                <w:szCs w:val="18"/>
-              </w:rPr>
-              <w:t xml:space="preserve"> y diseño.</w:t>
+              <w:t>Avances app nutricionista 1. elaboración de frontend y diseño.</w:t>
             </w:r>
           </w:p>
           <w:p>
@@ -6520,23 +6472,7 @@
                 <w:sz w:val="18"/>
                 <w:szCs w:val="18"/>
               </w:rPr>
-              <w:t>Prototipado de formularios de evaluación diferenciados y diagnósticos por nicho (</w:t>
-            </w:r>
-            <w:proofErr w:type="spellStart"/>
-            <w:r>
-              <w:rPr>
-                <w:sz w:val="18"/>
-                <w:szCs w:val="18"/>
-              </w:rPr>
-              <w:t>Figma</w:t>
-            </w:r>
-            <w:proofErr w:type="spellEnd"/>
-            <w:r>
-              <w:rPr>
-                <w:sz w:val="18"/>
-                <w:szCs w:val="18"/>
-              </w:rPr>
-              <w:t>)</w:t>
+              <w:t>Prototipado de formularios de evaluación diferenciados y diagnósticos por nicho (Figma)</w:t>
             </w:r>
           </w:p>
         </w:tc>
@@ -6564,25 +6500,7 @@
                 <w:sz w:val="18"/>
                 <w:szCs w:val="18"/>
               </w:rPr>
-              <w:t xml:space="preserve">Incorporación de medios de pago para consolidación de carácter de producto comercializable. El prototipado en </w:t>
-            </w:r>
-            <w:proofErr w:type="spellStart"/>
-            <w:r>
-              <w:rPr>
-                <w:color w:val="1F3864"/>
-                <w:sz w:val="18"/>
-                <w:szCs w:val="18"/>
-              </w:rPr>
-              <w:t>Figma</w:t>
-            </w:r>
-            <w:proofErr w:type="spellEnd"/>
-            <w:r>
-              <w:rPr>
-                <w:color w:val="1F3864"/>
-                <w:sz w:val="18"/>
-                <w:szCs w:val="18"/>
-              </w:rPr>
-              <w:t xml:space="preserve"> antecede a los formularios diferenciados por nicho, y la app del nutricionista puede comenzar apoyada en la API ya estabilizada.</w:t>
+              <w:t>Incorporación de medios de pago para consolidación de carácter de producto comercializable. El prototipado en Figma antecede a los formularios diferenciados por nicho, y la app del nutricionista puede comenzar apoyada en la API ya estabilizada.</w:t>
             </w:r>
           </w:p>
         </w:tc>
@@ -7355,6 +7273,7 @@
                 <w:bCs/>
                 <w:color w:val="1F3864"/>
               </w:rPr>
+              <w:lastRenderedPageBreak/>
               <w:t>Avance 9</w:t>
             </w:r>
           </w:p>
@@ -9809,6 +9728,7 @@
                 <w:sz w:val="20"/>
                 <w:szCs w:val="20"/>
               </w:rPr>
+              <w:lastRenderedPageBreak/>
               <w:t>Calidad y seguridad</w:t>
             </w:r>
           </w:p>
@@ -9851,23 +9771,7 @@
                 <w:sz w:val="18"/>
                 <w:szCs w:val="18"/>
               </w:rPr>
-              <w:t xml:space="preserve">Incorporación de cifrado y </w:t>
-            </w:r>
-            <w:proofErr w:type="spellStart"/>
-            <w:r>
-              <w:rPr>
-                <w:sz w:val="18"/>
-                <w:szCs w:val="18"/>
-              </w:rPr>
-              <w:t>tokenización</w:t>
-            </w:r>
-            <w:proofErr w:type="spellEnd"/>
-            <w:r>
-              <w:rPr>
-                <w:sz w:val="18"/>
-                <w:szCs w:val="18"/>
-              </w:rPr>
-              <w:t xml:space="preserve"> para el almacenamiento de credenciales y la protección de los </w:t>
+              <w:t xml:space="preserve">Incorporación de cifrado y tokenización para el almacenamiento de credenciales y la protección de los </w:t>
             </w:r>
             <w:proofErr w:type="spellStart"/>
             <w:r>
@@ -10263,17 +10167,8 @@
                 <w:sz w:val="18"/>
                 <w:szCs w:val="18"/>
               </w:rPr>
-              <w:t xml:space="preserve">, API REST, </w:t>
-            </w:r>
-            <w:proofErr w:type="spellStart"/>
-            <w:r>
-              <w:rPr>
-                <w:sz w:val="18"/>
-                <w:szCs w:val="18"/>
-              </w:rPr>
-              <w:t>Figma</w:t>
-            </w:r>
-            <w:proofErr w:type="spellEnd"/>
+              <w:t>, API REST, Figma</w:t>
+            </w:r>
           </w:p>
         </w:tc>
         <w:tc>
@@ -10464,23 +10359,7 @@
                 <w:sz w:val="18"/>
                 <w:szCs w:val="18"/>
               </w:rPr>
-              <w:t xml:space="preserve">Django, API REST, prototipos en </w:t>
-            </w:r>
-            <w:proofErr w:type="spellStart"/>
-            <w:r>
-              <w:rPr>
-                <w:sz w:val="18"/>
-                <w:szCs w:val="18"/>
-              </w:rPr>
-              <w:t>Figma</w:t>
-            </w:r>
-            <w:proofErr w:type="spellEnd"/>
-            <w:r>
-              <w:rPr>
-                <w:sz w:val="18"/>
-                <w:szCs w:val="18"/>
-              </w:rPr>
-              <w:t>.</w:t>
+              <w:t>Django, API REST, prototipos en Figma.</w:t>
             </w:r>
           </w:p>
         </w:tc>
@@ -11857,6 +11736,7 @@
                 <w:sz w:val="20"/>
                 <w:szCs w:val="20"/>
               </w:rPr>
+              <w:lastRenderedPageBreak/>
               <w:t>Calidad y seguridad</w:t>
             </w:r>
           </w:p>
@@ -15330,7 +15210,7 @@
                 <w:sz w:val="16"/>
                 <w:szCs w:val="16"/>
               </w:rPr>
-              <w:t>Integración de la pasarela de pago y prototipado de las nuevas funcionalidades del sistema.</w:t>
+              <w:t>Integración de la pasarela de pago y prototipado de las nuevas funcionalidades del sistema. Sistema de carpetas para exámenes médicos.</w:t>
             </w:r>
           </w:p>
         </w:tc>
@@ -15685,7 +15565,7 @@
                 <w:sz w:val="16"/>
                 <w:szCs w:val="16"/>
               </w:rPr>
-              <w:t>Incorporación de la lógica de negocio nutricional enfocada en patologías específicas y el nicho de mujeres embarazadas</w:t>
+              <w:t>Incorporación de la lógica de negocio nutricional enfocada en especialidad Nutrición deportiva. Implementación de APIs OCR en web. Formulario de Tendencia de Consumo.</w:t>
             </w:r>
           </w:p>
         </w:tc>
@@ -16040,7 +15920,16 @@
                 <w:sz w:val="16"/>
                 <w:szCs w:val="16"/>
               </w:rPr>
-              <w:t>Incorporación de la lógica de negocio nutricional enfocada en atención a niños y diabéticos. Sistema de carpetas para exámenes médicos</w:t>
+              <w:t>Incorporación de la lógica de negocio nutricional enfocada en</w:t>
+            </w:r>
+            <w:r>
+              <w:rPr>
+                <w:b/>
+                <w:bCs/>
+                <w:sz w:val="16"/>
+                <w:szCs w:val="16"/>
+              </w:rPr>
+              <w:t xml:space="preserve"> patología renal. Mejora del diseño actual en aplicación móvil.</w:t>
             </w:r>
           </w:p>
         </w:tc>

--- a/Fase 1/Evidencias Grupales/1.5_GuiaEstudiante_Fase 1_Definicion Proyecto APT (Español).docx
+++ b/Fase 1/Evidencias Grupales/1.5_GuiaEstudiante_Fase 1_Definicion Proyecto APT (Español).docx
@@ -130,7 +130,6 @@
                                   </w:rPr>
                                   <w:t xml:space="preserve">Asignatura </w:t>
                                 </w:r>
-                                <w:proofErr w:type="spellStart"/>
                                 <w:r>
                                   <w:rPr>
                                     <w:b/>
@@ -139,7 +138,6 @@
                                   </w:rPr>
                                   <w:t>Capstone</w:t>
                                 </w:r>
-                                <w:proofErr w:type="spellEnd"/>
                               </w:p>
                             </w:txbxContent>
                           </wps:txbx>
@@ -238,7 +236,6 @@
                             </w:rPr>
                             <w:t xml:space="preserve">Asignatura </w:t>
                           </w:r>
-                          <w:proofErr w:type="spellStart"/>
                           <w:r>
                             <w:rPr>
                               <w:b/>
@@ -247,7 +244,6 @@
                             </w:rPr>
                             <w:t>Capstone</w:t>
                           </w:r>
-                          <w:proofErr w:type="spellEnd"/>
                         </w:p>
                       </w:txbxContent>
                     </v:textbox>
@@ -16284,95 +16280,26 @@
                 <w:sz w:val="16"/>
                 <w:szCs w:val="16"/>
               </w:rPr>
-              <w:t xml:space="preserve">Incorporación de la lógica de negocio nutricional enfocada en pacientes con enfermedades renales y deportistas. Primera implementación </w:t>
-            </w:r>
-            <w:proofErr w:type="gramStart"/>
-            <w:r>
-              <w:rPr>
-                <w:b/>
-                <w:bCs/>
-                <w:sz w:val="16"/>
-                <w:szCs w:val="16"/>
-              </w:rPr>
-              <w:t xml:space="preserve">de </w:t>
-            </w:r>
-            <w:r>
-              <w:rPr>
-                <w:sz w:val="18"/>
-                <w:szCs w:val="18"/>
-              </w:rPr>
-              <w:t xml:space="preserve"> </w:t>
-            </w:r>
-            <w:r>
-              <w:rPr>
-                <w:b/>
-                <w:bCs/>
-                <w:sz w:val="18"/>
-                <w:szCs w:val="18"/>
-              </w:rPr>
-              <w:t>OCR</w:t>
-            </w:r>
-            <w:proofErr w:type="gramEnd"/>
-            <w:r>
-              <w:rPr>
-                <w:b/>
-                <w:bCs/>
-                <w:sz w:val="18"/>
-                <w:szCs w:val="18"/>
-              </w:rPr>
-              <w:t xml:space="preserve"> para </w:t>
-            </w:r>
-            <w:proofErr w:type="spellStart"/>
-            <w:r>
-              <w:rPr>
-                <w:b/>
-                <w:bCs/>
-                <w:sz w:val="18"/>
-                <w:szCs w:val="18"/>
-              </w:rPr>
-              <w:t>analitica</w:t>
-            </w:r>
-            <w:proofErr w:type="spellEnd"/>
-            <w:r>
-              <w:rPr>
-                <w:b/>
-                <w:bCs/>
-                <w:sz w:val="18"/>
-                <w:szCs w:val="18"/>
-              </w:rPr>
-              <w:t xml:space="preserve"> de </w:t>
-            </w:r>
-            <w:proofErr w:type="spellStart"/>
-            <w:r>
-              <w:rPr>
-                <w:b/>
-                <w:bCs/>
-                <w:sz w:val="18"/>
-                <w:szCs w:val="18"/>
-              </w:rPr>
-              <w:t>examenes</w:t>
-            </w:r>
-            <w:proofErr w:type="spellEnd"/>
-            <w:r>
-              <w:rPr>
-                <w:b/>
-                <w:bCs/>
-                <w:sz w:val="18"/>
-                <w:szCs w:val="18"/>
-              </w:rPr>
-              <w:t xml:space="preserve"> </w:t>
-            </w:r>
-            <w:proofErr w:type="spellStart"/>
-            <w:r>
-              <w:rPr>
-                <w:b/>
-                <w:bCs/>
-                <w:sz w:val="18"/>
-                <w:szCs w:val="18"/>
-              </w:rPr>
-              <w:t>medicos</w:t>
-            </w:r>
-            <w:proofErr w:type="spellEnd"/>
+              <w:t>Incorporación de la lógica de negocio nutricional enfocada en especialidad Nutrición deportiva. Implementación de APIs OCR en web. Formulario de Tendencia de Consumo.</w:t>
+            </w:r>
+            <w:r>
+              <w:rPr>
+                <w:b/>
+                <w:bCs/>
+                <w:sz w:val="16"/>
+                <w:szCs w:val="16"/>
+              </w:rPr>
+              <w:t xml:space="preserve"> Analizador de Calidad de Dieta. </w:t>
+            </w:r>
+            <w:r>
+              <w:rPr>
+                <w:b/>
+                <w:bCs/>
+                <w:sz w:val="16"/>
+                <w:szCs w:val="16"/>
+              </w:rPr>
+              <w:t xml:space="preserve"> Investigación de Pediatría.</w:t>
+            </w:r>
           </w:p>
         </w:tc>
         <w:tc>
@@ -16726,7 +16653,7 @@
                 <w:sz w:val="16"/>
                 <w:szCs w:val="16"/>
               </w:rPr>
-              <w:t>Creación de la encuesta de consumo nutricional y desarrollo de la funcionalidad del analizador de dietas</w:t>
+              <w:t>Incorporación de Teoría Pediatría en el sistema. Desarrollo de Diagrama de Arquitectura y primera investigación para integrar Telemedicina a través de chat en real time</w:t>
             </w:r>
           </w:p>
         </w:tc>

--- a/Fase 1/Evidencias Grupales/1.5_GuiaEstudiante_Fase 1_Definicion Proyecto APT (Español).docx
+++ b/Fase 1/Evidencias Grupales/1.5_GuiaEstudiante_Fase 1_Definicion Proyecto APT (Español).docx
@@ -128,15 +128,7 @@
                                     <w:color w:val="1F3864"/>
                                     <w:sz w:val="48"/>
                                   </w:rPr>
-                                  <w:t xml:space="preserve">Asignatura </w:t>
-                                </w:r>
-                                <w:r>
-                                  <w:rPr>
-                                    <w:b/>
-                                    <w:color w:val="1F3864"/>
-                                    <w:sz w:val="48"/>
-                                  </w:rPr>
-                                  <w:t>Capstone</w:t>
+                                  <w:t>Asignatura Capstone</w:t>
                                 </w:r>
                               </w:p>
                             </w:txbxContent>
@@ -234,15 +226,7 @@
                               <w:color w:val="1F3864"/>
                               <w:sz w:val="48"/>
                             </w:rPr>
-                            <w:t xml:space="preserve">Asignatura </w:t>
-                          </w:r>
-                          <w:r>
-                            <w:rPr>
-                              <w:b/>
-                              <w:color w:val="1F3864"/>
-                              <w:sz w:val="48"/>
-                            </w:rPr>
-                            <w:t>Capstone</w:t>
+                            <w:t>Asignatura Capstone</w:t>
                           </w:r>
                         </w:p>
                       </w:txbxContent>
@@ -2246,23 +2230,7 @@
                 <w:sz w:val="20"/>
                 <w:szCs w:val="20"/>
               </w:rPr>
-              <w:t xml:space="preserve">En esta segunda iteración del proyecto, se busca expandir las funcionalidades de esta plataforma con varias funcionalidades adicionales que consolidarán la visión original permitiendo diseñar un producto perfectamente usable en la cotidianidad profesional. </w:t>
-            </w:r>
-            <w:proofErr w:type="gramStart"/>
-            <w:r>
-              <w:rPr>
-                <w:sz w:val="20"/>
-                <w:szCs w:val="20"/>
-              </w:rPr>
-              <w:t>La relevancia de esta parte del proyecto tienen</w:t>
-            </w:r>
-            <w:proofErr w:type="gramEnd"/>
-            <w:r>
-              <w:rPr>
-                <w:sz w:val="20"/>
-                <w:szCs w:val="20"/>
-              </w:rPr>
-              <w:t xml:space="preserve"> que ver con:</w:t>
+              <w:t>En esta segunda iteración del proyecto, se busca expandir las funcionalidades de esta plataforma con varias funcionalidades adicionales que consolidarán la visión original permitiendo diseñar un producto perfectamente usable en la cotidianidad profesional. La relevancia de esta parte del proyecto tienen que ver con:</w:t>
             </w:r>
           </w:p>
           <w:p>
@@ -2325,7 +2293,6 @@
               <w:t xml:space="preserve">: Con el objetivo de adaptarnos a tecnologías </w:t>
             </w:r>
             <w:proofErr w:type="spellStart"/>
-            <w:proofErr w:type="gramStart"/>
             <w:r>
               <w:rPr>
                 <w:sz w:val="20"/>
@@ -2334,7 +2301,6 @@
               <w:t>post-pandemia</w:t>
             </w:r>
             <w:proofErr w:type="spellEnd"/>
-            <w:proofErr w:type="gramEnd"/>
             <w:r>
               <w:rPr>
                 <w:sz w:val="20"/>
@@ -2431,23 +2397,7 @@
                 <w:sz w:val="20"/>
                 <w:szCs w:val="20"/>
               </w:rPr>
-              <w:t xml:space="preserve">: </w:t>
-            </w:r>
-            <w:proofErr w:type="gramStart"/>
-            <w:r>
-              <w:rPr>
-                <w:sz w:val="20"/>
-                <w:szCs w:val="20"/>
-              </w:rPr>
-              <w:t>módulo  de</w:t>
-            </w:r>
-            <w:proofErr w:type="gramEnd"/>
-            <w:r>
-              <w:rPr>
-                <w:sz w:val="20"/>
-                <w:szCs w:val="20"/>
-              </w:rPr>
-              <w:t xml:space="preserve"> verificación de nutricionista, ya sea por API, automatizado, o manual.</w:t>
+              <w:t>: módulo  de verificación de nutricionista, ya sea por API, automatizado, o manual.</w:t>
             </w:r>
           </w:p>
           <w:p>
@@ -2631,23 +2581,7 @@
                 <w:sz w:val="20"/>
                 <w:szCs w:val="20"/>
               </w:rPr>
-              <w:t xml:space="preserve">Además, el aseguramiento de la calidad del software es clave para ofrecer un sistema confiable, minimizando errores y garantizando un rendimiento óptimo. También se requiere la capacidad de trabajar en equipo, ya que el desarrollo de la plataforma implica la colaboración entre diferentes actores, en nuestro equipo, contamos con un profesional vinculado al área de la salud </w:t>
-            </w:r>
-            <w:proofErr w:type="gramStart"/>
-            <w:r>
-              <w:rPr>
-                <w:sz w:val="20"/>
-                <w:szCs w:val="20"/>
-              </w:rPr>
-              <w:t>nutricional</w:t>
-            </w:r>
-            <w:proofErr w:type="gramEnd"/>
-            <w:r>
-              <w:rPr>
-                <w:sz w:val="20"/>
-                <w:szCs w:val="20"/>
-              </w:rPr>
-              <w:t xml:space="preserve"> así como personas fuertemente comprometidas con alcanzar nuestro objetivo, siendo altamente proactivos en la proposición de ideas. Asimismo, el enfoque en la innovación y el aprendizaje continuo </w:t>
+              <w:t xml:space="preserve">Además, el aseguramiento de la calidad del software es clave para ofrecer un sistema confiable, minimizando errores y garantizando un rendimiento óptimo. También se requiere la capacidad de trabajar en equipo, ya que el desarrollo de la plataforma implica la colaboración entre diferentes actores, en nuestro equipo, contamos con un profesional vinculado al área de la salud nutricional así como personas fuertemente comprometidas con alcanzar nuestro objetivo, siendo altamente proactivos en la proposición de ideas. Asimismo, el enfoque en la innovación y el aprendizaje continuo </w:t>
             </w:r>
             <w:r>
               <w:rPr>
@@ -2722,23 +2656,7 @@
                 <w:sz w:val="20"/>
                 <w:szCs w:val="20"/>
               </w:rPr>
-              <w:t xml:space="preserve">Conversando entre nosotros, </w:t>
-            </w:r>
-            <w:proofErr w:type="gramStart"/>
-            <w:r>
-              <w:rPr>
-                <w:sz w:val="20"/>
-                <w:szCs w:val="20"/>
-              </w:rPr>
-              <w:t>hemos  concluido</w:t>
-            </w:r>
-            <w:proofErr w:type="gramEnd"/>
-            <w:r>
-              <w:rPr>
-                <w:sz w:val="20"/>
-                <w:szCs w:val="20"/>
-              </w:rPr>
-              <w:t xml:space="preserve"> que nuestros objetivos son bastantes similares, en el sentido de que los tres tenemos fervientes ganas de potenciar nuestros conocimientos mediante el desarrollo de esta plataforma. En el trayecto del desarrollo de </w:t>
+              <w:t xml:space="preserve">Conversando entre nosotros, hemos  concluido que nuestros objetivos son bastantes similares, en el sentido de que los tres tenemos fervientes ganas de potenciar nuestros conocimientos mediante el desarrollo de esta plataforma. En el trayecto del desarrollo de </w:t>
             </w:r>
             <w:proofErr w:type="spellStart"/>
             <w:r>
@@ -2781,23 +2699,7 @@
                 <w:sz w:val="20"/>
                 <w:szCs w:val="20"/>
               </w:rPr>
-              <w:t xml:space="preserve">Por otro </w:t>
-            </w:r>
-            <w:proofErr w:type="gramStart"/>
-            <w:r>
-              <w:rPr>
-                <w:sz w:val="20"/>
-                <w:szCs w:val="20"/>
-              </w:rPr>
-              <w:t>lado</w:t>
-            </w:r>
-            <w:proofErr w:type="gramEnd"/>
-            <w:r>
-              <w:rPr>
-                <w:sz w:val="20"/>
-                <w:szCs w:val="20"/>
-              </w:rPr>
-              <w:t xml:space="preserve"> tenemos como equipo gran interés en resolver problemas en áreas médicas/científicas, mediante la implementación de herramientas que optimicen procesos cotidianos en ambientes laborales relacionados a la medicina, como es en nuestro caso, la relación paciente/nutricionista.</w:t>
+              <w:t>Por otro lado tenemos como equipo gran interés en resolver problemas en áreas médicas/científicas, mediante la implementación de herramientas que optimicen procesos cotidianos en ambientes laborales relacionados a la medicina, como es en nuestro caso, la relación paciente/nutricionista.</w:t>
             </w:r>
           </w:p>
           <w:p>
@@ -2857,23 +2759,7 @@
                 <w:sz w:val="20"/>
                 <w:szCs w:val="20"/>
               </w:rPr>
-              <w:t xml:space="preserve">El mayor desafío en esta nueva iteración tiene que ver cómo nos adaptamos a las tecnologías que no estaban presentes en nuestra anterior entrega, no solo en la incorporación de </w:t>
-            </w:r>
-            <w:proofErr w:type="gramStart"/>
-            <w:r>
-              <w:rPr>
-                <w:sz w:val="20"/>
-                <w:szCs w:val="20"/>
-              </w:rPr>
-              <w:t>las mismas</w:t>
-            </w:r>
-            <w:proofErr w:type="gramEnd"/>
-            <w:r>
-              <w:rPr>
-                <w:sz w:val="20"/>
-                <w:szCs w:val="20"/>
-              </w:rPr>
-              <w:t xml:space="preserve"> en la aplicación, sino en cómo las usamos para el desarrollo de esta nueva etapa. Debemos usar estas herramientas con conciencia y de forma justificada, y no perder el foco como profesionales de hacer un trabajo integral y de calidad.</w:t>
+              <w:t>El mayor desafío en esta nueva iteración tiene que ver cómo nos adaptamos a las tecnologías que no estaban presentes en nuestra anterior entrega, no solo en la incorporación de las mismas en la aplicación, sino en cómo las usamos para el desarrollo de esta nueva etapa. Debemos usar estas herramientas con conciencia y de forma justificada, y no perder el foco como profesionales de hacer un trabajo integral y de calidad.</w:t>
             </w:r>
           </w:p>
         </w:tc>
@@ -3584,7 +3470,21 @@
                 <w:sz w:val="20"/>
                 <w:szCs w:val="20"/>
               </w:rPr>
-              <w:t>: En cada paso que damos nos encontraremos con problemas técnicos y teóricos, lo importante es tener la sabiduría y el temple para poder superarlos y aprender de éstos.</w:t>
+              <w:t>: En cada paso que damos nos encontraremos con problemas técnicos y teóricos, lo importante es tener la sabiduría y el temple para poder superarlos y aprender de és</w:t>
+            </w:r>
+            <w:r>
+              <w:rPr>
+                <w:sz w:val="20"/>
+                <w:szCs w:val="20"/>
+              </w:rPr>
+              <w:t>t</w:t>
+            </w:r>
+            <w:r>
+              <w:rPr>
+                <w:sz w:val="20"/>
+                <w:szCs w:val="20"/>
+              </w:rPr>
+              <w:t>os.</w:t>
             </w:r>
           </w:p>
           <w:p>
@@ -19592,6 +19492,12 @@
                 <w:color w:val="1F3864"/>
               </w:rPr>
             </w:pPr>
+            <w:r>
+              <w:rPr>
+                <w:color w:val="1F3864"/>
+              </w:rPr>
+              <w:t>Organizar el desarrollo en torno a las dependencias técnicas, en lugar de seguir el orden de la lista original de ideas, fue una de las decisiones más útiles que tomamos en esta fase. Ubicar el modelo de datos, la seguridad y la actualización de la API al inicio, las funcionalidades clínicas al centro, y las funcionalidades que dependen de IA al final, nos permitió construir un plan donde cada sprint tiene una razón clara para estar en ese orden. También reconocimos el valor de contar con un integrante con formación en nutrición, ya que nos permite definir los criterios clínicos internamente en lugar de depender de validación externa para cada nicho que planeamos cubrir.</w:t>
+            </w:r>
           </w:p>
           <w:p>
             <w:pPr>
@@ -19605,12 +19511,6 @@
                 <w:color w:val="1F3864"/>
               </w:rPr>
             </w:pPr>
-            <w:r>
-              <w:rPr>
-                <w:color w:val="1F3864"/>
-              </w:rPr>
-              <w:t>Organizar el desarrollo en torno a las dependencias técnicas, en lugar de seguir el orden de la lista original de ideas, fue una de las decisiones más útiles que tomamos en esta fase. Ubicar el modelo de datos, la seguridad y la actualización de la API al inicio, las funcionalidades clínicas al centro, y las funcionalidades que dependen de IA al final, nos permitió construir un plan donde cada sprint tiene una razón clara para estar en ese orden. También reconocimos el valor de contar con un integrante con formación en nutrición, ya que nos permite definir los criterios clínicos internamente en lugar de depender de validación externa para cada nicho que planeamos cubrir.</w:t>
-            </w:r>
           </w:p>
           <w:p>
             <w:pPr>
@@ -19624,31 +19524,11 @@
                 <w:color w:val="1F3864"/>
               </w:rPr>
             </w:pPr>
-          </w:p>
-          <w:p>
-            <w:pPr>
-              <w:tabs>
-                <w:tab w:val="center" w:pos="4419"/>
-                <w:tab w:val="right" w:pos="8838"/>
-              </w:tabs>
-              <w:spacing w:after="0" w:line="240" w:lineRule="auto"/>
-              <w:jc w:val="both"/>
+            <w:r>
               <w:rPr>
                 <w:color w:val="1F3864"/>
               </w:rPr>
-            </w:pPr>
-            <w:r>
-              <w:rPr>
-                <w:color w:val="1F3864"/>
-              </w:rPr>
-              <w:t xml:space="preserve">Al mismo tiempo, esta fase nos hizo más conscientes de los riesgos que vienen, particularmente en torno a las funcionalidades de IA y al sprint de telemedicina, que concentran la mayor incertidumbre técnica de todo el plan. De cara al desarrollo, sentimos confianza en que la planificación que construimos es realista y está bien fundamentada, aunque también sabemos que serán necesarios ajustes sprint a sprint a medida </w:t>
-            </w:r>
-            <w:r>
-              <w:rPr>
-                <w:color w:val="1F3864"/>
-              </w:rPr>
-              <w:lastRenderedPageBreak/>
-              <w:t>que encontremos el tipo de dependencias no documentadas que suele esconder cualquier código heredado.</w:t>
+              <w:t>Al mismo tiempo, esta fase nos hizo más conscientes de los riesgos que vienen, particularmente en torno a las funcionalidades de IA y al sprint de telemedicina, que concentran la mayor incertidumbre técnica de todo el plan. De cara al desarrollo, sentimos confianza en que la planificación que construimos es realista y está bien fundamentada, aunque también sabemos que serán necesarios ajustes sprint a sprint a medida que encontremos el tipo de dependencias no documentadas que suele esconder cualquier código heredado.</w:t>
             </w:r>
           </w:p>
         </w:tc>
@@ -21916,6 +21796,7 @@
   <w:style w:type="character" w:default="1" w:styleId="Fuentedeprrafopredeter">
     <w:name w:val="Default Paragraph Font"/>
     <w:uiPriority w:val="1"/>
+    <w:semiHidden/>
     <w:unhideWhenUsed/>
   </w:style>
   <w:style w:type="table" w:default="1" w:styleId="Tablanormal">

--- a/Fase 1/Evidencias Grupales/1.5_GuiaEstudiante_Fase 1_Definicion Proyecto APT (Español).docx
+++ b/Fase 1/Evidencias Grupales/1.5_GuiaEstudiante_Fase 1_Definicion Proyecto APT (Español).docx
@@ -12271,8 +12271,8 @@
         <w:gridCol w:w="390"/>
         <w:gridCol w:w="330"/>
         <w:gridCol w:w="315"/>
-        <w:gridCol w:w="360"/>
-        <w:gridCol w:w="375"/>
+        <w:gridCol w:w="281"/>
+        <w:gridCol w:w="454"/>
         <w:gridCol w:w="420"/>
         <w:gridCol w:w="450"/>
         <w:gridCol w:w="480"/>
@@ -12640,7 +12640,7 @@
         </w:tc>
         <w:tc>
           <w:tcPr>
-            <w:tcW w:w="360" w:type="dxa"/>
+            <w:tcW w:w="281" w:type="dxa"/>
           </w:tcPr>
           <w:p>
             <w:pPr>
@@ -12666,7 +12666,7 @@
         </w:tc>
         <w:tc>
           <w:tcPr>
-            <w:tcW w:w="375" w:type="dxa"/>
+            <w:tcW w:w="454" w:type="dxa"/>
           </w:tcPr>
           <w:p>
             <w:pPr>
@@ -13084,24 +13084,24 @@
         </w:tc>
         <w:tc>
           <w:tcPr>
-            <w:tcW w:w="360" w:type="dxa"/>
-          </w:tcPr>
-          <w:p>
-            <w:pPr>
-              <w:spacing w:line="360" w:lineRule="auto"/>
-              <w:jc w:val="both"/>
-              <w:rPr>
-                <w:b/>
-                <w:bCs/>
-                <w:sz w:val="16"/>
-                <w:szCs w:val="16"/>
-              </w:rPr>
-            </w:pPr>
-          </w:p>
-        </w:tc>
-        <w:tc>
-          <w:tcPr>
-            <w:tcW w:w="375" w:type="dxa"/>
+            <w:tcW w:w="281" w:type="dxa"/>
+          </w:tcPr>
+          <w:p>
+            <w:pPr>
+              <w:spacing w:line="360" w:lineRule="auto"/>
+              <w:jc w:val="both"/>
+              <w:rPr>
+                <w:b/>
+                <w:bCs/>
+                <w:sz w:val="16"/>
+                <w:szCs w:val="16"/>
+              </w:rPr>
+            </w:pPr>
+          </w:p>
+        </w:tc>
+        <w:tc>
+          <w:tcPr>
+            <w:tcW w:w="454" w:type="dxa"/>
           </w:tcPr>
           <w:p>
             <w:pPr>
@@ -13439,24 +13439,24 @@
         </w:tc>
         <w:tc>
           <w:tcPr>
-            <w:tcW w:w="360" w:type="dxa"/>
-          </w:tcPr>
-          <w:p>
-            <w:pPr>
-              <w:spacing w:line="360" w:lineRule="auto"/>
-              <w:jc w:val="both"/>
-              <w:rPr>
-                <w:b/>
-                <w:bCs/>
-                <w:sz w:val="16"/>
-                <w:szCs w:val="16"/>
-              </w:rPr>
-            </w:pPr>
-          </w:p>
-        </w:tc>
-        <w:tc>
-          <w:tcPr>
-            <w:tcW w:w="375" w:type="dxa"/>
+            <w:tcW w:w="281" w:type="dxa"/>
+          </w:tcPr>
+          <w:p>
+            <w:pPr>
+              <w:spacing w:line="360" w:lineRule="auto"/>
+              <w:jc w:val="both"/>
+              <w:rPr>
+                <w:b/>
+                <w:bCs/>
+                <w:sz w:val="16"/>
+                <w:szCs w:val="16"/>
+              </w:rPr>
+            </w:pPr>
+          </w:p>
+        </w:tc>
+        <w:tc>
+          <w:tcPr>
+            <w:tcW w:w="454" w:type="dxa"/>
           </w:tcPr>
           <w:p>
             <w:pPr>
@@ -13794,24 +13794,24 @@
         </w:tc>
         <w:tc>
           <w:tcPr>
-            <w:tcW w:w="360" w:type="dxa"/>
-          </w:tcPr>
-          <w:p>
-            <w:pPr>
-              <w:spacing w:line="360" w:lineRule="auto"/>
-              <w:jc w:val="both"/>
-              <w:rPr>
-                <w:b/>
-                <w:bCs/>
-                <w:sz w:val="16"/>
-                <w:szCs w:val="16"/>
-              </w:rPr>
-            </w:pPr>
-          </w:p>
-        </w:tc>
-        <w:tc>
-          <w:tcPr>
-            <w:tcW w:w="375" w:type="dxa"/>
+            <w:tcW w:w="281" w:type="dxa"/>
+          </w:tcPr>
+          <w:p>
+            <w:pPr>
+              <w:spacing w:line="360" w:lineRule="auto"/>
+              <w:jc w:val="both"/>
+              <w:rPr>
+                <w:b/>
+                <w:bCs/>
+                <w:sz w:val="16"/>
+                <w:szCs w:val="16"/>
+              </w:rPr>
+            </w:pPr>
+          </w:p>
+        </w:tc>
+        <w:tc>
+          <w:tcPr>
+            <w:tcW w:w="454" w:type="dxa"/>
           </w:tcPr>
           <w:p>
             <w:pPr>
@@ -14149,24 +14149,24 @@
         </w:tc>
         <w:tc>
           <w:tcPr>
-            <w:tcW w:w="360" w:type="dxa"/>
-          </w:tcPr>
-          <w:p>
-            <w:pPr>
-              <w:spacing w:line="360" w:lineRule="auto"/>
-              <w:jc w:val="both"/>
-              <w:rPr>
-                <w:b/>
-                <w:bCs/>
-                <w:sz w:val="16"/>
-                <w:szCs w:val="16"/>
-              </w:rPr>
-            </w:pPr>
-          </w:p>
-        </w:tc>
-        <w:tc>
-          <w:tcPr>
-            <w:tcW w:w="375" w:type="dxa"/>
+            <w:tcW w:w="281" w:type="dxa"/>
+          </w:tcPr>
+          <w:p>
+            <w:pPr>
+              <w:spacing w:line="360" w:lineRule="auto"/>
+              <w:jc w:val="both"/>
+              <w:rPr>
+                <w:b/>
+                <w:bCs/>
+                <w:sz w:val="16"/>
+                <w:szCs w:val="16"/>
+              </w:rPr>
+            </w:pPr>
+          </w:p>
+        </w:tc>
+        <w:tc>
+          <w:tcPr>
+            <w:tcW w:w="454" w:type="dxa"/>
           </w:tcPr>
           <w:p>
             <w:pPr>
@@ -14513,24 +14513,24 @@
         </w:tc>
         <w:tc>
           <w:tcPr>
-            <w:tcW w:w="360" w:type="dxa"/>
-          </w:tcPr>
-          <w:p>
-            <w:pPr>
-              <w:spacing w:line="360" w:lineRule="auto"/>
-              <w:jc w:val="both"/>
-              <w:rPr>
-                <w:b/>
-                <w:bCs/>
-                <w:sz w:val="16"/>
-                <w:szCs w:val="16"/>
-              </w:rPr>
-            </w:pPr>
-          </w:p>
-        </w:tc>
-        <w:tc>
-          <w:tcPr>
-            <w:tcW w:w="375" w:type="dxa"/>
+            <w:tcW w:w="281" w:type="dxa"/>
+          </w:tcPr>
+          <w:p>
+            <w:pPr>
+              <w:spacing w:line="360" w:lineRule="auto"/>
+              <w:jc w:val="both"/>
+              <w:rPr>
+                <w:b/>
+                <w:bCs/>
+                <w:sz w:val="16"/>
+                <w:szCs w:val="16"/>
+              </w:rPr>
+            </w:pPr>
+          </w:p>
+        </w:tc>
+        <w:tc>
+          <w:tcPr>
+            <w:tcW w:w="454" w:type="dxa"/>
           </w:tcPr>
           <w:p>
             <w:pPr>
@@ -14908,24 +14908,24 @@
         </w:tc>
         <w:tc>
           <w:tcPr>
-            <w:tcW w:w="360" w:type="dxa"/>
-          </w:tcPr>
-          <w:p>
-            <w:pPr>
-              <w:spacing w:line="360" w:lineRule="auto"/>
-              <w:jc w:val="both"/>
-              <w:rPr>
-                <w:b/>
-                <w:bCs/>
-                <w:sz w:val="16"/>
-                <w:szCs w:val="16"/>
-              </w:rPr>
-            </w:pPr>
-          </w:p>
-        </w:tc>
-        <w:tc>
-          <w:tcPr>
-            <w:tcW w:w="375" w:type="dxa"/>
+            <w:tcW w:w="281" w:type="dxa"/>
+          </w:tcPr>
+          <w:p>
+            <w:pPr>
+              <w:spacing w:line="360" w:lineRule="auto"/>
+              <w:jc w:val="both"/>
+              <w:rPr>
+                <w:b/>
+                <w:bCs/>
+                <w:sz w:val="16"/>
+                <w:szCs w:val="16"/>
+              </w:rPr>
+            </w:pPr>
+          </w:p>
+        </w:tc>
+        <w:tc>
+          <w:tcPr>
+            <w:tcW w:w="454" w:type="dxa"/>
           </w:tcPr>
           <w:p>
             <w:pPr>
@@ -15263,24 +15263,24 @@
         </w:tc>
         <w:tc>
           <w:tcPr>
-            <w:tcW w:w="360" w:type="dxa"/>
-          </w:tcPr>
-          <w:p>
-            <w:pPr>
-              <w:spacing w:line="360" w:lineRule="auto"/>
-              <w:jc w:val="both"/>
-              <w:rPr>
-                <w:b/>
-                <w:bCs/>
-                <w:sz w:val="16"/>
-                <w:szCs w:val="16"/>
-              </w:rPr>
-            </w:pPr>
-          </w:p>
-        </w:tc>
-        <w:tc>
-          <w:tcPr>
-            <w:tcW w:w="375" w:type="dxa"/>
+            <w:tcW w:w="281" w:type="dxa"/>
+          </w:tcPr>
+          <w:p>
+            <w:pPr>
+              <w:spacing w:line="360" w:lineRule="auto"/>
+              <w:jc w:val="both"/>
+              <w:rPr>
+                <w:b/>
+                <w:bCs/>
+                <w:sz w:val="16"/>
+                <w:szCs w:val="16"/>
+              </w:rPr>
+            </w:pPr>
+          </w:p>
+        </w:tc>
+        <w:tc>
+          <w:tcPr>
+            <w:tcW w:w="454" w:type="dxa"/>
           </w:tcPr>
           <w:p>
             <w:pPr>
@@ -15614,7 +15614,7 @@
         </w:tc>
         <w:tc>
           <w:tcPr>
-            <w:tcW w:w="360" w:type="dxa"/>
+            <w:tcW w:w="281" w:type="dxa"/>
             <w:tcBorders>
               <w:left w:val="single" w:sz="4" w:space="0" w:color="E06666"/>
               <w:bottom w:val="single" w:sz="4" w:space="0" w:color="E06666"/>
@@ -15635,7 +15635,7 @@
         </w:tc>
         <w:tc>
           <w:tcPr>
-            <w:tcW w:w="375" w:type="dxa"/>
+            <w:tcW w:w="454" w:type="dxa"/>
           </w:tcPr>
           <w:p>
             <w:pPr>
@@ -15816,16 +15816,7 @@
                 <w:sz w:val="16"/>
                 <w:szCs w:val="16"/>
               </w:rPr>
-              <w:t>Incorporación de la lógica de negocio nutricional enfocada en</w:t>
-            </w:r>
-            <w:r>
-              <w:rPr>
-                <w:b/>
-                <w:bCs/>
-                <w:sz w:val="16"/>
-                <w:szCs w:val="16"/>
-              </w:rPr>
-              <w:t xml:space="preserve"> patología renal. Mejora del diseño actual en aplicación móvil.</w:t>
+              <w:t>Analizador de Calidad de Dieta.  Investigación de Pediatría.  Incorporación de Teoría Pediatría en el sistema. Primera investigación para integrar Telemedicina a través de chat en real time.</w:t>
             </w:r>
           </w:p>
         </w:tc>
@@ -15971,7 +15962,7 @@
         </w:tc>
         <w:tc>
           <w:tcPr>
-            <w:tcW w:w="360" w:type="dxa"/>
+            <w:tcW w:w="281" w:type="dxa"/>
             <w:tcBorders>
               <w:top w:val="single" w:sz="4" w:space="0" w:color="E06666"/>
               <w:left w:val="single" w:sz="4" w:space="0" w:color="E06666"/>
@@ -15995,7 +15986,7 @@
         </w:tc>
         <w:tc>
           <w:tcPr>
-            <w:tcW w:w="375" w:type="dxa"/>
+            <w:tcW w:w="454" w:type="dxa"/>
             <w:tcBorders>
               <w:left w:val="single" w:sz="4" w:space="0" w:color="E06666"/>
               <w:bottom w:val="single" w:sz="4" w:space="0" w:color="E06666"/>
@@ -16180,25 +16171,7 @@
                 <w:sz w:val="16"/>
                 <w:szCs w:val="16"/>
               </w:rPr>
-              <w:t>Incorporación de la lógica de negocio nutricional enfocada en especialidad Nutrición deportiva. Implementación de APIs OCR en web. Formulario de Tendencia de Consumo.</w:t>
-            </w:r>
-            <w:r>
-              <w:rPr>
-                <w:b/>
-                <w:bCs/>
-                <w:sz w:val="16"/>
-                <w:szCs w:val="16"/>
-              </w:rPr>
-              <w:t xml:space="preserve"> Analizador de Calidad de Dieta. </w:t>
-            </w:r>
-            <w:r>
-              <w:rPr>
-                <w:b/>
-                <w:bCs/>
-                <w:sz w:val="16"/>
-                <w:szCs w:val="16"/>
-              </w:rPr>
-              <w:t xml:space="preserve"> Investigación de Pediatría.</w:t>
+              <w:t>Incorporación de la lógica de negocio nutricional enfocada en patología renal. Mejora del diseño actual en aplicación móvil. Desarrollo de Diagrama de Arquitectura. </w:t>
             </w:r>
           </w:p>
         </w:tc>
@@ -16340,7 +16313,7 @@
         </w:tc>
         <w:tc>
           <w:tcPr>
-            <w:tcW w:w="360" w:type="dxa"/>
+            <w:tcW w:w="281" w:type="dxa"/>
             <w:tcBorders>
               <w:top w:val="single" w:sz="4" w:space="0" w:color="E06666"/>
               <w:right w:val="single" w:sz="4" w:space="0" w:color="E06666"/>
@@ -16361,7 +16334,7 @@
         </w:tc>
         <w:tc>
           <w:tcPr>
-            <w:tcW w:w="375" w:type="dxa"/>
+            <w:tcW w:w="454" w:type="dxa"/>
             <w:tcBorders>
               <w:top w:val="single" w:sz="4" w:space="0" w:color="E06666"/>
               <w:left w:val="single" w:sz="4" w:space="0" w:color="E06666"/>
@@ -16553,7 +16526,7 @@
                 <w:sz w:val="16"/>
                 <w:szCs w:val="16"/>
               </w:rPr>
-              <w:t>Incorporación de Teoría Pediatría en el sistema. Desarrollo de Diagrama de Arquitectura y primera investigación para integrar Telemedicina a través de chat en real time</w:t>
+              <w:t>Mejora en ficha clínica: orden, añadir campos nuevos.</w:t>
             </w:r>
           </w:p>
         </w:tc>
@@ -16695,24 +16668,24 @@
         </w:tc>
         <w:tc>
           <w:tcPr>
-            <w:tcW w:w="360" w:type="dxa"/>
-          </w:tcPr>
-          <w:p>
-            <w:pPr>
-              <w:spacing w:line="360" w:lineRule="auto"/>
-              <w:jc w:val="both"/>
-              <w:rPr>
-                <w:b/>
-                <w:bCs/>
-                <w:sz w:val="16"/>
-                <w:szCs w:val="16"/>
-              </w:rPr>
-            </w:pPr>
-          </w:p>
-        </w:tc>
-        <w:tc>
-          <w:tcPr>
-            <w:tcW w:w="375" w:type="dxa"/>
+            <w:tcW w:w="281" w:type="dxa"/>
+          </w:tcPr>
+          <w:p>
+            <w:pPr>
+              <w:spacing w:line="360" w:lineRule="auto"/>
+              <w:jc w:val="both"/>
+              <w:rPr>
+                <w:b/>
+                <w:bCs/>
+                <w:sz w:val="16"/>
+                <w:szCs w:val="16"/>
+              </w:rPr>
+            </w:pPr>
+          </w:p>
+        </w:tc>
+        <w:tc>
+          <w:tcPr>
+            <w:tcW w:w="454" w:type="dxa"/>
             <w:tcBorders>
               <w:top w:val="single" w:sz="4" w:space="0" w:color="E06666"/>
               <w:right w:val="single" w:sz="4" w:space="0" w:color="E06666"/>
@@ -17051,24 +17024,24 @@
         </w:tc>
         <w:tc>
           <w:tcPr>
-            <w:tcW w:w="360" w:type="dxa"/>
-          </w:tcPr>
-          <w:p>
-            <w:pPr>
-              <w:spacing w:line="360" w:lineRule="auto"/>
-              <w:jc w:val="both"/>
-              <w:rPr>
-                <w:b/>
-                <w:bCs/>
-                <w:sz w:val="16"/>
-                <w:szCs w:val="16"/>
-              </w:rPr>
-            </w:pPr>
-          </w:p>
-        </w:tc>
-        <w:tc>
-          <w:tcPr>
-            <w:tcW w:w="375" w:type="dxa"/>
+            <w:tcW w:w="281" w:type="dxa"/>
+          </w:tcPr>
+          <w:p>
+            <w:pPr>
+              <w:spacing w:line="360" w:lineRule="auto"/>
+              <w:jc w:val="both"/>
+              <w:rPr>
+                <w:b/>
+                <w:bCs/>
+                <w:sz w:val="16"/>
+                <w:szCs w:val="16"/>
+              </w:rPr>
+            </w:pPr>
+          </w:p>
+        </w:tc>
+        <w:tc>
+          <w:tcPr>
+            <w:tcW w:w="454" w:type="dxa"/>
           </w:tcPr>
           <w:p>
             <w:pPr>
@@ -17406,24 +17379,24 @@
         </w:tc>
         <w:tc>
           <w:tcPr>
-            <w:tcW w:w="360" w:type="dxa"/>
-          </w:tcPr>
-          <w:p>
-            <w:pPr>
-              <w:spacing w:line="360" w:lineRule="auto"/>
-              <w:jc w:val="both"/>
-              <w:rPr>
-                <w:b/>
-                <w:bCs/>
-                <w:sz w:val="16"/>
-                <w:szCs w:val="16"/>
-              </w:rPr>
-            </w:pPr>
-          </w:p>
-        </w:tc>
-        <w:tc>
-          <w:tcPr>
-            <w:tcW w:w="375" w:type="dxa"/>
+            <w:tcW w:w="281" w:type="dxa"/>
+          </w:tcPr>
+          <w:p>
+            <w:pPr>
+              <w:spacing w:line="360" w:lineRule="auto"/>
+              <w:jc w:val="both"/>
+              <w:rPr>
+                <w:b/>
+                <w:bCs/>
+                <w:sz w:val="16"/>
+                <w:szCs w:val="16"/>
+              </w:rPr>
+            </w:pPr>
+          </w:p>
+        </w:tc>
+        <w:tc>
+          <w:tcPr>
+            <w:tcW w:w="454" w:type="dxa"/>
           </w:tcPr>
           <w:p>
             <w:pPr>
@@ -17761,24 +17734,24 @@
         </w:tc>
         <w:tc>
           <w:tcPr>
-            <w:tcW w:w="360" w:type="dxa"/>
-          </w:tcPr>
-          <w:p>
-            <w:pPr>
-              <w:spacing w:line="360" w:lineRule="auto"/>
-              <w:jc w:val="both"/>
-              <w:rPr>
-                <w:b/>
-                <w:bCs/>
-                <w:sz w:val="16"/>
-                <w:szCs w:val="16"/>
-              </w:rPr>
-            </w:pPr>
-          </w:p>
-        </w:tc>
-        <w:tc>
-          <w:tcPr>
-            <w:tcW w:w="375" w:type="dxa"/>
+            <w:tcW w:w="281" w:type="dxa"/>
+          </w:tcPr>
+          <w:p>
+            <w:pPr>
+              <w:spacing w:line="360" w:lineRule="auto"/>
+              <w:jc w:val="both"/>
+              <w:rPr>
+                <w:b/>
+                <w:bCs/>
+                <w:sz w:val="16"/>
+                <w:szCs w:val="16"/>
+              </w:rPr>
+            </w:pPr>
+          </w:p>
+        </w:tc>
+        <w:tc>
+          <w:tcPr>
+            <w:tcW w:w="454" w:type="dxa"/>
           </w:tcPr>
           <w:p>
             <w:pPr>
@@ -18116,24 +18089,24 @@
         </w:tc>
         <w:tc>
           <w:tcPr>
-            <w:tcW w:w="360" w:type="dxa"/>
-          </w:tcPr>
-          <w:p>
-            <w:pPr>
-              <w:spacing w:line="360" w:lineRule="auto"/>
-              <w:jc w:val="both"/>
-              <w:rPr>
-                <w:b/>
-                <w:bCs/>
-                <w:sz w:val="16"/>
-                <w:szCs w:val="16"/>
-              </w:rPr>
-            </w:pPr>
-          </w:p>
-        </w:tc>
-        <w:tc>
-          <w:tcPr>
-            <w:tcW w:w="375" w:type="dxa"/>
+            <w:tcW w:w="281" w:type="dxa"/>
+          </w:tcPr>
+          <w:p>
+            <w:pPr>
+              <w:spacing w:line="360" w:lineRule="auto"/>
+              <w:jc w:val="both"/>
+              <w:rPr>
+                <w:b/>
+                <w:bCs/>
+                <w:sz w:val="16"/>
+                <w:szCs w:val="16"/>
+              </w:rPr>
+            </w:pPr>
+          </w:p>
+        </w:tc>
+        <w:tc>
+          <w:tcPr>
+            <w:tcW w:w="454" w:type="dxa"/>
           </w:tcPr>
           <w:p>
             <w:pPr>
@@ -18470,24 +18443,24 @@
         </w:tc>
         <w:tc>
           <w:tcPr>
-            <w:tcW w:w="360" w:type="dxa"/>
-          </w:tcPr>
-          <w:p>
-            <w:pPr>
-              <w:spacing w:line="360" w:lineRule="auto"/>
-              <w:jc w:val="both"/>
-              <w:rPr>
-                <w:b/>
-                <w:bCs/>
-                <w:sz w:val="16"/>
-                <w:szCs w:val="16"/>
-              </w:rPr>
-            </w:pPr>
-          </w:p>
-        </w:tc>
-        <w:tc>
-          <w:tcPr>
-            <w:tcW w:w="375" w:type="dxa"/>
+            <w:tcW w:w="281" w:type="dxa"/>
+          </w:tcPr>
+          <w:p>
+            <w:pPr>
+              <w:spacing w:line="360" w:lineRule="auto"/>
+              <w:jc w:val="both"/>
+              <w:rPr>
+                <w:b/>
+                <w:bCs/>
+                <w:sz w:val="16"/>
+                <w:szCs w:val="16"/>
+              </w:rPr>
+            </w:pPr>
+          </w:p>
+        </w:tc>
+        <w:tc>
+          <w:tcPr>
+            <w:tcW w:w="454" w:type="dxa"/>
           </w:tcPr>
           <w:p>
             <w:pPr>
@@ -18817,24 +18790,24 @@
         </w:tc>
         <w:tc>
           <w:tcPr>
-            <w:tcW w:w="360" w:type="dxa"/>
-          </w:tcPr>
-          <w:p>
-            <w:pPr>
-              <w:spacing w:line="360" w:lineRule="auto"/>
-              <w:jc w:val="both"/>
-              <w:rPr>
-                <w:b/>
-                <w:bCs/>
-                <w:sz w:val="16"/>
-                <w:szCs w:val="16"/>
-              </w:rPr>
-            </w:pPr>
-          </w:p>
-        </w:tc>
-        <w:tc>
-          <w:tcPr>
-            <w:tcW w:w="375" w:type="dxa"/>
+            <w:tcW w:w="281" w:type="dxa"/>
+          </w:tcPr>
+          <w:p>
+            <w:pPr>
+              <w:spacing w:line="360" w:lineRule="auto"/>
+              <w:jc w:val="both"/>
+              <w:rPr>
+                <w:b/>
+                <w:bCs/>
+                <w:sz w:val="16"/>
+                <w:szCs w:val="16"/>
+              </w:rPr>
+            </w:pPr>
+          </w:p>
+        </w:tc>
+        <w:tc>
+          <w:tcPr>
+            <w:tcW w:w="454" w:type="dxa"/>
           </w:tcPr>
           <w:p>
             <w:pPr>
@@ -19168,24 +19141,24 @@
         </w:tc>
         <w:tc>
           <w:tcPr>
-            <w:tcW w:w="360" w:type="dxa"/>
-          </w:tcPr>
-          <w:p>
-            <w:pPr>
-              <w:spacing w:line="360" w:lineRule="auto"/>
-              <w:jc w:val="both"/>
-              <w:rPr>
-                <w:b/>
-                <w:bCs/>
-                <w:sz w:val="16"/>
-                <w:szCs w:val="16"/>
-              </w:rPr>
-            </w:pPr>
-          </w:p>
-        </w:tc>
-        <w:tc>
-          <w:tcPr>
-            <w:tcW w:w="375" w:type="dxa"/>
+            <w:tcW w:w="281" w:type="dxa"/>
+          </w:tcPr>
+          <w:p>
+            <w:pPr>
+              <w:spacing w:line="360" w:lineRule="auto"/>
+              <w:jc w:val="both"/>
+              <w:rPr>
+                <w:b/>
+                <w:bCs/>
+                <w:sz w:val="16"/>
+                <w:szCs w:val="16"/>
+              </w:rPr>
+            </w:pPr>
+          </w:p>
+        </w:tc>
+        <w:tc>
+          <w:tcPr>
+            <w:tcW w:w="454" w:type="dxa"/>
           </w:tcPr>
           <w:p>
             <w:pPr>
@@ -21796,7 +21769,6 @@
   <w:style w:type="character" w:default="1" w:styleId="Fuentedeprrafopredeter">
     <w:name w:val="Default Paragraph Font"/>
     <w:uiPriority w:val="1"/>
-    <w:semiHidden/>
     <w:unhideWhenUsed/>
   </w:style>
   <w:style w:type="table" w:default="1" w:styleId="Tablanormal">

--- a/Fase 1/Evidencias Grupales/1.5_GuiaEstudiante_Fase 1_Definicion Proyecto APT (Español).docx
+++ b/Fase 1/Evidencias Grupales/1.5_GuiaEstudiante_Fase 1_Definicion Proyecto APT (Español).docx
@@ -5149,7 +5149,23 @@
                 <w:sz w:val="20"/>
                 <w:szCs w:val="20"/>
               </w:rPr>
-              <w:t xml:space="preserve"> y frontend de la plataforma web para nutricionistas</w:t>
+              <w:t xml:space="preserve"> y </w:t>
+            </w:r>
+            <w:proofErr w:type="spellStart"/>
+            <w:r>
+              <w:rPr>
+                <w:sz w:val="20"/>
+                <w:szCs w:val="20"/>
+              </w:rPr>
+              <w:t>frontend</w:t>
+            </w:r>
+            <w:proofErr w:type="spellEnd"/>
+            <w:r>
+              <w:rPr>
+                <w:sz w:val="20"/>
+                <w:szCs w:val="20"/>
+              </w:rPr>
+              <w:t xml:space="preserve"> de la plataforma web para nutricionistas</w:t>
             </w:r>
           </w:p>
           <w:p>
@@ -10063,8 +10079,17 @@
                 <w:sz w:val="18"/>
                 <w:szCs w:val="18"/>
               </w:rPr>
-              <w:t>, API REST, Figma</w:t>
-            </w:r>
+              <w:t xml:space="preserve">, API REST, </w:t>
+            </w:r>
+            <w:proofErr w:type="spellStart"/>
+            <w:r>
+              <w:rPr>
+                <w:sz w:val="18"/>
+                <w:szCs w:val="18"/>
+              </w:rPr>
+              <w:t>Figma</w:t>
+            </w:r>
+            <w:proofErr w:type="spellEnd"/>
           </w:p>
         </w:tc>
         <w:tc>
@@ -12246,10 +12271,8 @@
     </w:p>
     <w:tbl>
       <w:tblPr>
-        <w:tblStyle w:val="af2"/>
-        <w:tblpPr w:leftFromText="180" w:rightFromText="180" w:topFromText="180" w:bottomFromText="180" w:vertAnchor="text" w:tblpX="-1205" w:tblpY="39"/>
+        <w:tblpPr w:leftFromText="180" w:rightFromText="180" w:topFromText="180" w:bottomFromText="180" w:vertAnchor="text" w:tblpX="-1220"/>
         <w:tblW w:w="11025" w:type="dxa"/>
-        <w:tblInd w:w="0" w:type="dxa"/>
         <w:tblBorders>
           <w:top w:val="single" w:sz="4" w:space="0" w:color="BFBFBF"/>
           <w:left w:val="single" w:sz="4" w:space="0" w:color="BFBFBF"/>
@@ -12271,8 +12294,8 @@
         <w:gridCol w:w="390"/>
         <w:gridCol w:w="330"/>
         <w:gridCol w:w="315"/>
-        <w:gridCol w:w="281"/>
-        <w:gridCol w:w="454"/>
+        <w:gridCol w:w="360"/>
+        <w:gridCol w:w="375"/>
         <w:gridCol w:w="420"/>
         <w:gridCol w:w="450"/>
         <w:gridCol w:w="480"/>
@@ -12640,7 +12663,7 @@
         </w:tc>
         <w:tc>
           <w:tcPr>
-            <w:tcW w:w="281" w:type="dxa"/>
+            <w:tcW w:w="360" w:type="dxa"/>
           </w:tcPr>
           <w:p>
             <w:pPr>
@@ -12666,7 +12689,7 @@
         </w:tc>
         <w:tc>
           <w:tcPr>
-            <w:tcW w:w="454" w:type="dxa"/>
+            <w:tcW w:w="375" w:type="dxa"/>
           </w:tcPr>
           <w:p>
             <w:pPr>
@@ -13084,24 +13107,24 @@
         </w:tc>
         <w:tc>
           <w:tcPr>
-            <w:tcW w:w="281" w:type="dxa"/>
-          </w:tcPr>
-          <w:p>
-            <w:pPr>
-              <w:spacing w:line="360" w:lineRule="auto"/>
-              <w:jc w:val="both"/>
-              <w:rPr>
-                <w:b/>
-                <w:bCs/>
-                <w:sz w:val="16"/>
-                <w:szCs w:val="16"/>
-              </w:rPr>
-            </w:pPr>
-          </w:p>
-        </w:tc>
-        <w:tc>
-          <w:tcPr>
-            <w:tcW w:w="454" w:type="dxa"/>
+            <w:tcW w:w="360" w:type="dxa"/>
+          </w:tcPr>
+          <w:p>
+            <w:pPr>
+              <w:spacing w:line="360" w:lineRule="auto"/>
+              <w:jc w:val="both"/>
+              <w:rPr>
+                <w:b/>
+                <w:bCs/>
+                <w:sz w:val="16"/>
+                <w:szCs w:val="16"/>
+              </w:rPr>
+            </w:pPr>
+          </w:p>
+        </w:tc>
+        <w:tc>
+          <w:tcPr>
+            <w:tcW w:w="375" w:type="dxa"/>
           </w:tcPr>
           <w:p>
             <w:pPr>
@@ -13439,24 +13462,24 @@
         </w:tc>
         <w:tc>
           <w:tcPr>
-            <w:tcW w:w="281" w:type="dxa"/>
-          </w:tcPr>
-          <w:p>
-            <w:pPr>
-              <w:spacing w:line="360" w:lineRule="auto"/>
-              <w:jc w:val="both"/>
-              <w:rPr>
-                <w:b/>
-                <w:bCs/>
-                <w:sz w:val="16"/>
-                <w:szCs w:val="16"/>
-              </w:rPr>
-            </w:pPr>
-          </w:p>
-        </w:tc>
-        <w:tc>
-          <w:tcPr>
-            <w:tcW w:w="454" w:type="dxa"/>
+            <w:tcW w:w="360" w:type="dxa"/>
+          </w:tcPr>
+          <w:p>
+            <w:pPr>
+              <w:spacing w:line="360" w:lineRule="auto"/>
+              <w:jc w:val="both"/>
+              <w:rPr>
+                <w:b/>
+                <w:bCs/>
+                <w:sz w:val="16"/>
+                <w:szCs w:val="16"/>
+              </w:rPr>
+            </w:pPr>
+          </w:p>
+        </w:tc>
+        <w:tc>
+          <w:tcPr>
+            <w:tcW w:w="375" w:type="dxa"/>
           </w:tcPr>
           <w:p>
             <w:pPr>
@@ -13794,24 +13817,24 @@
         </w:tc>
         <w:tc>
           <w:tcPr>
-            <w:tcW w:w="281" w:type="dxa"/>
-          </w:tcPr>
-          <w:p>
-            <w:pPr>
-              <w:spacing w:line="360" w:lineRule="auto"/>
-              <w:jc w:val="both"/>
-              <w:rPr>
-                <w:b/>
-                <w:bCs/>
-                <w:sz w:val="16"/>
-                <w:szCs w:val="16"/>
-              </w:rPr>
-            </w:pPr>
-          </w:p>
-        </w:tc>
-        <w:tc>
-          <w:tcPr>
-            <w:tcW w:w="454" w:type="dxa"/>
+            <w:tcW w:w="360" w:type="dxa"/>
+          </w:tcPr>
+          <w:p>
+            <w:pPr>
+              <w:spacing w:line="360" w:lineRule="auto"/>
+              <w:jc w:val="both"/>
+              <w:rPr>
+                <w:b/>
+                <w:bCs/>
+                <w:sz w:val="16"/>
+                <w:szCs w:val="16"/>
+              </w:rPr>
+            </w:pPr>
+          </w:p>
+        </w:tc>
+        <w:tc>
+          <w:tcPr>
+            <w:tcW w:w="375" w:type="dxa"/>
           </w:tcPr>
           <w:p>
             <w:pPr>
@@ -14149,24 +14172,24 @@
         </w:tc>
         <w:tc>
           <w:tcPr>
-            <w:tcW w:w="281" w:type="dxa"/>
-          </w:tcPr>
-          <w:p>
-            <w:pPr>
-              <w:spacing w:line="360" w:lineRule="auto"/>
-              <w:jc w:val="both"/>
-              <w:rPr>
-                <w:b/>
-                <w:bCs/>
-                <w:sz w:val="16"/>
-                <w:szCs w:val="16"/>
-              </w:rPr>
-            </w:pPr>
-          </w:p>
-        </w:tc>
-        <w:tc>
-          <w:tcPr>
-            <w:tcW w:w="454" w:type="dxa"/>
+            <w:tcW w:w="360" w:type="dxa"/>
+          </w:tcPr>
+          <w:p>
+            <w:pPr>
+              <w:spacing w:line="360" w:lineRule="auto"/>
+              <w:jc w:val="both"/>
+              <w:rPr>
+                <w:b/>
+                <w:bCs/>
+                <w:sz w:val="16"/>
+                <w:szCs w:val="16"/>
+              </w:rPr>
+            </w:pPr>
+          </w:p>
+        </w:tc>
+        <w:tc>
+          <w:tcPr>
+            <w:tcW w:w="375" w:type="dxa"/>
           </w:tcPr>
           <w:p>
             <w:pPr>
@@ -14513,24 +14536,24 @@
         </w:tc>
         <w:tc>
           <w:tcPr>
-            <w:tcW w:w="281" w:type="dxa"/>
-          </w:tcPr>
-          <w:p>
-            <w:pPr>
-              <w:spacing w:line="360" w:lineRule="auto"/>
-              <w:jc w:val="both"/>
-              <w:rPr>
-                <w:b/>
-                <w:bCs/>
-                <w:sz w:val="16"/>
-                <w:szCs w:val="16"/>
-              </w:rPr>
-            </w:pPr>
-          </w:p>
-        </w:tc>
-        <w:tc>
-          <w:tcPr>
-            <w:tcW w:w="454" w:type="dxa"/>
+            <w:tcW w:w="360" w:type="dxa"/>
+          </w:tcPr>
+          <w:p>
+            <w:pPr>
+              <w:spacing w:line="360" w:lineRule="auto"/>
+              <w:jc w:val="both"/>
+              <w:rPr>
+                <w:b/>
+                <w:bCs/>
+                <w:sz w:val="16"/>
+                <w:szCs w:val="16"/>
+              </w:rPr>
+            </w:pPr>
+          </w:p>
+        </w:tc>
+        <w:tc>
+          <w:tcPr>
+            <w:tcW w:w="375" w:type="dxa"/>
           </w:tcPr>
           <w:p>
             <w:pPr>
@@ -14908,24 +14931,24 @@
         </w:tc>
         <w:tc>
           <w:tcPr>
-            <w:tcW w:w="281" w:type="dxa"/>
-          </w:tcPr>
-          <w:p>
-            <w:pPr>
-              <w:spacing w:line="360" w:lineRule="auto"/>
-              <w:jc w:val="both"/>
-              <w:rPr>
-                <w:b/>
-                <w:bCs/>
-                <w:sz w:val="16"/>
-                <w:szCs w:val="16"/>
-              </w:rPr>
-            </w:pPr>
-          </w:p>
-        </w:tc>
-        <w:tc>
-          <w:tcPr>
-            <w:tcW w:w="454" w:type="dxa"/>
+            <w:tcW w:w="360" w:type="dxa"/>
+          </w:tcPr>
+          <w:p>
+            <w:pPr>
+              <w:spacing w:line="360" w:lineRule="auto"/>
+              <w:jc w:val="both"/>
+              <w:rPr>
+                <w:b/>
+                <w:bCs/>
+                <w:sz w:val="16"/>
+                <w:szCs w:val="16"/>
+              </w:rPr>
+            </w:pPr>
+          </w:p>
+        </w:tc>
+        <w:tc>
+          <w:tcPr>
+            <w:tcW w:w="375" w:type="dxa"/>
           </w:tcPr>
           <w:p>
             <w:pPr>
@@ -15263,24 +15286,24 @@
         </w:tc>
         <w:tc>
           <w:tcPr>
-            <w:tcW w:w="281" w:type="dxa"/>
-          </w:tcPr>
-          <w:p>
-            <w:pPr>
-              <w:spacing w:line="360" w:lineRule="auto"/>
-              <w:jc w:val="both"/>
-              <w:rPr>
-                <w:b/>
-                <w:bCs/>
-                <w:sz w:val="16"/>
-                <w:szCs w:val="16"/>
-              </w:rPr>
-            </w:pPr>
-          </w:p>
-        </w:tc>
-        <w:tc>
-          <w:tcPr>
-            <w:tcW w:w="454" w:type="dxa"/>
+            <w:tcW w:w="360" w:type="dxa"/>
+          </w:tcPr>
+          <w:p>
+            <w:pPr>
+              <w:spacing w:line="360" w:lineRule="auto"/>
+              <w:jc w:val="both"/>
+              <w:rPr>
+                <w:b/>
+                <w:bCs/>
+                <w:sz w:val="16"/>
+                <w:szCs w:val="16"/>
+              </w:rPr>
+            </w:pPr>
+          </w:p>
+        </w:tc>
+        <w:tc>
+          <w:tcPr>
+            <w:tcW w:w="375" w:type="dxa"/>
           </w:tcPr>
           <w:p>
             <w:pPr>
@@ -15461,7 +15484,45 @@
                 <w:sz w:val="16"/>
                 <w:szCs w:val="16"/>
               </w:rPr>
-              <w:t>Incorporación de la lógica de negocio nutricional enfocada en especialidad Nutrición deportiva. Implementación de APIs OCR en web. Formulario de Tendencia de Consumo.</w:t>
+              <w:t xml:space="preserve">Incorporación de la lógica de negocio nutricional enfocada en especialidad Nutrición deportiva. Implementación de </w:t>
+            </w:r>
+            <w:proofErr w:type="spellStart"/>
+            <w:r>
+              <w:rPr>
+                <w:b/>
+                <w:bCs/>
+                <w:sz w:val="16"/>
+                <w:szCs w:val="16"/>
+              </w:rPr>
+              <w:t>APIs</w:t>
+            </w:r>
+            <w:proofErr w:type="spellEnd"/>
+            <w:r>
+              <w:rPr>
+                <w:b/>
+                <w:bCs/>
+                <w:sz w:val="16"/>
+                <w:szCs w:val="16"/>
+              </w:rPr>
+              <w:t xml:space="preserve"> OCR en web. </w:t>
+            </w:r>
+            <w:r>
+              <w:rPr>
+                <w:b/>
+                <w:bCs/>
+                <w:sz w:val="14"/>
+                <w:szCs w:val="14"/>
+              </w:rPr>
+              <w:t>Formulario</w:t>
+            </w:r>
+            <w:r>
+              <w:rPr>
+                <w:b/>
+                <w:bCs/>
+                <w:sz w:val="16"/>
+                <w:szCs w:val="16"/>
+              </w:rPr>
+              <w:t xml:space="preserve"> de Tendencia de Consumo.</w:t>
             </w:r>
           </w:p>
         </w:tc>
@@ -15614,7 +15675,7 @@
         </w:tc>
         <w:tc>
           <w:tcPr>
-            <w:tcW w:w="281" w:type="dxa"/>
+            <w:tcW w:w="360" w:type="dxa"/>
             <w:tcBorders>
               <w:left w:val="single" w:sz="4" w:space="0" w:color="E06666"/>
               <w:bottom w:val="single" w:sz="4" w:space="0" w:color="E06666"/>
@@ -15635,7 +15696,7 @@
         </w:tc>
         <w:tc>
           <w:tcPr>
-            <w:tcW w:w="454" w:type="dxa"/>
+            <w:tcW w:w="375" w:type="dxa"/>
           </w:tcPr>
           <w:p>
             <w:pPr>
@@ -15816,7 +15877,7 @@
                 <w:sz w:val="16"/>
                 <w:szCs w:val="16"/>
               </w:rPr>
-              <w:t>Analizador de Calidad de Dieta.  Investigación de Pediatría.  Incorporación de Teoría Pediatría en el sistema. Primera investigación para integrar Telemedicina a través de chat en real time.</w:t>
+              <w:t>Analizador de Calidad de Dieta.  Investigación de Pediatría.  Incorporación de Teoría Pediatría en el sistema. Primera investigación para integrar Telemedicina a través de chat en real time.</w:t>
             </w:r>
           </w:p>
         </w:tc>
@@ -15962,7 +16023,7 @@
         </w:tc>
         <w:tc>
           <w:tcPr>
-            <w:tcW w:w="281" w:type="dxa"/>
+            <w:tcW w:w="360" w:type="dxa"/>
             <w:tcBorders>
               <w:top w:val="single" w:sz="4" w:space="0" w:color="E06666"/>
               <w:left w:val="single" w:sz="4" w:space="0" w:color="E06666"/>
@@ -15986,7 +16047,7 @@
         </w:tc>
         <w:tc>
           <w:tcPr>
-            <w:tcW w:w="454" w:type="dxa"/>
+            <w:tcW w:w="375" w:type="dxa"/>
             <w:tcBorders>
               <w:left w:val="single" w:sz="4" w:space="0" w:color="E06666"/>
               <w:bottom w:val="single" w:sz="4" w:space="0" w:color="E06666"/>
@@ -16171,7 +16232,7 @@
                 <w:sz w:val="16"/>
                 <w:szCs w:val="16"/>
               </w:rPr>
-              <w:t>Incorporación de la lógica de negocio nutricional enfocada en patología renal. Mejora del diseño actual en aplicación móvil. Desarrollo de Diagrama de Arquitectura. </w:t>
+              <w:t>Incorporación de la lógica de negocio nutricional enfocada en patología renal. Desarrollo de Diagrama de Arquitectura.  Mejora en ficha clínica: orden, añadir campos nuevos. Telemedicina implementación de Videollamada. Desarrollo de resúmenes de exámenes médicos con IA.</w:t>
             </w:r>
           </w:p>
         </w:tc>
@@ -16313,7 +16374,7 @@
         </w:tc>
         <w:tc>
           <w:tcPr>
-            <w:tcW w:w="281" w:type="dxa"/>
+            <w:tcW w:w="360" w:type="dxa"/>
             <w:tcBorders>
               <w:top w:val="single" w:sz="4" w:space="0" w:color="E06666"/>
               <w:right w:val="single" w:sz="4" w:space="0" w:color="E06666"/>
@@ -16334,7 +16395,7 @@
         </w:tc>
         <w:tc>
           <w:tcPr>
-            <w:tcW w:w="454" w:type="dxa"/>
+            <w:tcW w:w="375" w:type="dxa"/>
             <w:tcBorders>
               <w:top w:val="single" w:sz="4" w:space="0" w:color="E06666"/>
               <w:left w:val="single" w:sz="4" w:space="0" w:color="E06666"/>
@@ -16526,7 +16587,26 @@
                 <w:sz w:val="16"/>
                 <w:szCs w:val="16"/>
               </w:rPr>
-              <w:t>Mejora en ficha clínica: orden, añadir campos nuevos.</w:t>
+              <w:t xml:space="preserve">Desarrollo de resumen del paciente en cita previa como recordatorio de apoyo para el nutricionista (IA). Mejora del </w:t>
+            </w:r>
+            <w:r>
+              <w:rPr>
+                <w:b/>
+                <w:bCs/>
+                <w:sz w:val="16"/>
+                <w:szCs w:val="16"/>
+              </w:rPr>
+              <w:lastRenderedPageBreak/>
+              <w:t xml:space="preserve">diseño actual en aplicación móvil. Consolidación de telemedicina (videollamada). </w:t>
+            </w:r>
+            <w:r>
+              <w:rPr>
+                <w:b/>
+                <w:bCs/>
+                <w:sz w:val="16"/>
+                <w:szCs w:val="16"/>
+              </w:rPr>
+              <w:t>Planificación de Funcionalidades en APP de Nutricionista. Encuesta global subjetiva.</w:t>
             </w:r>
           </w:p>
         </w:tc>
@@ -16668,24 +16748,24 @@
         </w:tc>
         <w:tc>
           <w:tcPr>
-            <w:tcW w:w="281" w:type="dxa"/>
-          </w:tcPr>
-          <w:p>
-            <w:pPr>
-              <w:spacing w:line="360" w:lineRule="auto"/>
-              <w:jc w:val="both"/>
-              <w:rPr>
-                <w:b/>
-                <w:bCs/>
-                <w:sz w:val="16"/>
-                <w:szCs w:val="16"/>
-              </w:rPr>
-            </w:pPr>
-          </w:p>
-        </w:tc>
-        <w:tc>
-          <w:tcPr>
-            <w:tcW w:w="454" w:type="dxa"/>
+            <w:tcW w:w="360" w:type="dxa"/>
+          </w:tcPr>
+          <w:p>
+            <w:pPr>
+              <w:spacing w:line="360" w:lineRule="auto"/>
+              <w:jc w:val="both"/>
+              <w:rPr>
+                <w:b/>
+                <w:bCs/>
+                <w:sz w:val="16"/>
+                <w:szCs w:val="16"/>
+              </w:rPr>
+            </w:pPr>
+          </w:p>
+        </w:tc>
+        <w:tc>
+          <w:tcPr>
+            <w:tcW w:w="375" w:type="dxa"/>
             <w:tcBorders>
               <w:top w:val="single" w:sz="4" w:space="0" w:color="E06666"/>
               <w:right w:val="single" w:sz="4" w:space="0" w:color="E06666"/>
@@ -16881,8 +16961,36 @@
                 <w:sz w:val="16"/>
                 <w:szCs w:val="16"/>
               </w:rPr>
-              <w:lastRenderedPageBreak/>
-              <w:t>Desarrollo de la funcionalidad de resumen del paciente en cita previa como recordatorio de apoyo para el nutricionista y telemedicina</w:t>
+              <w:t xml:space="preserve">Desarrollo e implementación de la funcionalidad de validación y gestión del título profesional. </w:t>
+            </w:r>
+            <w:r>
+              <w:rPr>
+                <w:b/>
+                <w:bCs/>
+                <w:sz w:val="16"/>
+                <w:szCs w:val="16"/>
+              </w:rPr>
+              <w:t xml:space="preserve">Primera versión de la </w:t>
+            </w:r>
+            <w:proofErr w:type="gramStart"/>
+            <w:r>
+              <w:rPr>
+                <w:b/>
+                <w:bCs/>
+                <w:sz w:val="16"/>
+                <w:szCs w:val="16"/>
+              </w:rPr>
+              <w:t>app</w:t>
+            </w:r>
+            <w:proofErr w:type="gramEnd"/>
+            <w:r>
+              <w:rPr>
+                <w:b/>
+                <w:bCs/>
+                <w:sz w:val="16"/>
+                <w:szCs w:val="16"/>
+              </w:rPr>
+              <w:t xml:space="preserve"> nutricionista.</w:t>
             </w:r>
           </w:p>
         </w:tc>
@@ -17024,24 +17132,24 @@
         </w:tc>
         <w:tc>
           <w:tcPr>
-            <w:tcW w:w="281" w:type="dxa"/>
-          </w:tcPr>
-          <w:p>
-            <w:pPr>
-              <w:spacing w:line="360" w:lineRule="auto"/>
-              <w:jc w:val="both"/>
-              <w:rPr>
-                <w:b/>
-                <w:bCs/>
-                <w:sz w:val="16"/>
-                <w:szCs w:val="16"/>
-              </w:rPr>
-            </w:pPr>
-          </w:p>
-        </w:tc>
-        <w:tc>
-          <w:tcPr>
-            <w:tcW w:w="454" w:type="dxa"/>
+            <w:tcW w:w="360" w:type="dxa"/>
+          </w:tcPr>
+          <w:p>
+            <w:pPr>
+              <w:spacing w:line="360" w:lineRule="auto"/>
+              <w:jc w:val="both"/>
+              <w:rPr>
+                <w:b/>
+                <w:bCs/>
+                <w:sz w:val="16"/>
+                <w:szCs w:val="16"/>
+              </w:rPr>
+            </w:pPr>
+          </w:p>
+        </w:tc>
+        <w:tc>
+          <w:tcPr>
+            <w:tcW w:w="375" w:type="dxa"/>
           </w:tcPr>
           <w:p>
             <w:pPr>
@@ -17237,7 +17345,7 @@
                 <w:sz w:val="16"/>
                 <w:szCs w:val="16"/>
               </w:rPr>
-              <w:t xml:space="preserve">Desarrollo de la funcionalidad de resumen del paciente y sistema de citas previas con recordatorios de apoyo para el nutricionista </w:t>
+              <w:t>Entrega final del desarrollo completo de la aplicación del nutricionista.</w:t>
             </w:r>
           </w:p>
         </w:tc>
@@ -17379,24 +17487,24 @@
         </w:tc>
         <w:tc>
           <w:tcPr>
-            <w:tcW w:w="281" w:type="dxa"/>
-          </w:tcPr>
-          <w:p>
-            <w:pPr>
-              <w:spacing w:line="360" w:lineRule="auto"/>
-              <w:jc w:val="both"/>
-              <w:rPr>
-                <w:b/>
-                <w:bCs/>
-                <w:sz w:val="16"/>
-                <w:szCs w:val="16"/>
-              </w:rPr>
-            </w:pPr>
-          </w:p>
-        </w:tc>
-        <w:tc>
-          <w:tcPr>
-            <w:tcW w:w="454" w:type="dxa"/>
+            <w:tcW w:w="360" w:type="dxa"/>
+          </w:tcPr>
+          <w:p>
+            <w:pPr>
+              <w:spacing w:line="360" w:lineRule="auto"/>
+              <w:jc w:val="both"/>
+              <w:rPr>
+                <w:b/>
+                <w:bCs/>
+                <w:sz w:val="16"/>
+                <w:szCs w:val="16"/>
+              </w:rPr>
+            </w:pPr>
+          </w:p>
+        </w:tc>
+        <w:tc>
+          <w:tcPr>
+            <w:tcW w:w="375" w:type="dxa"/>
           </w:tcPr>
           <w:p>
             <w:pPr>
@@ -17592,7 +17700,7 @@
                 <w:sz w:val="16"/>
                 <w:szCs w:val="16"/>
               </w:rPr>
-              <w:t>Desarrollo e implementación de la funcionalidad de validación y gestión del título profesional</w:t>
+              <w:t>Desarrollo del sitio publicitario y manual de usuario.</w:t>
             </w:r>
           </w:p>
         </w:tc>
@@ -17734,24 +17842,24 @@
         </w:tc>
         <w:tc>
           <w:tcPr>
-            <w:tcW w:w="281" w:type="dxa"/>
-          </w:tcPr>
-          <w:p>
-            <w:pPr>
-              <w:spacing w:line="360" w:lineRule="auto"/>
-              <w:jc w:val="both"/>
-              <w:rPr>
-                <w:b/>
-                <w:bCs/>
-                <w:sz w:val="16"/>
-                <w:szCs w:val="16"/>
-              </w:rPr>
-            </w:pPr>
-          </w:p>
-        </w:tc>
-        <w:tc>
-          <w:tcPr>
-            <w:tcW w:w="454" w:type="dxa"/>
+            <w:tcW w:w="360" w:type="dxa"/>
+          </w:tcPr>
+          <w:p>
+            <w:pPr>
+              <w:spacing w:line="360" w:lineRule="auto"/>
+              <w:jc w:val="both"/>
+              <w:rPr>
+                <w:b/>
+                <w:bCs/>
+                <w:sz w:val="16"/>
+                <w:szCs w:val="16"/>
+              </w:rPr>
+            </w:pPr>
+          </w:p>
+        </w:tc>
+        <w:tc>
+          <w:tcPr>
+            <w:tcW w:w="375" w:type="dxa"/>
           </w:tcPr>
           <w:p>
             <w:pPr>
@@ -17947,7 +18055,7 @@
                 <w:sz w:val="16"/>
                 <w:szCs w:val="16"/>
               </w:rPr>
-              <w:t>Entrega final del desarrollo completo de la aplicación del paciente y sitio web publicitario</w:t>
+              <w:t>Plan de Pruebas (sistema completo) QA. Finalización de documentación técnica.</w:t>
             </w:r>
           </w:p>
         </w:tc>
@@ -18089,24 +18197,24 @@
         </w:tc>
         <w:tc>
           <w:tcPr>
-            <w:tcW w:w="281" w:type="dxa"/>
-          </w:tcPr>
-          <w:p>
-            <w:pPr>
-              <w:spacing w:line="360" w:lineRule="auto"/>
-              <w:jc w:val="both"/>
-              <w:rPr>
-                <w:b/>
-                <w:bCs/>
-                <w:sz w:val="16"/>
-                <w:szCs w:val="16"/>
-              </w:rPr>
-            </w:pPr>
-          </w:p>
-        </w:tc>
-        <w:tc>
-          <w:tcPr>
-            <w:tcW w:w="454" w:type="dxa"/>
+            <w:tcW w:w="360" w:type="dxa"/>
+          </w:tcPr>
+          <w:p>
+            <w:pPr>
+              <w:spacing w:line="360" w:lineRule="auto"/>
+              <w:jc w:val="both"/>
+              <w:rPr>
+                <w:b/>
+                <w:bCs/>
+                <w:sz w:val="16"/>
+                <w:szCs w:val="16"/>
+              </w:rPr>
+            </w:pPr>
+          </w:p>
+        </w:tc>
+        <w:tc>
+          <w:tcPr>
+            <w:tcW w:w="375" w:type="dxa"/>
           </w:tcPr>
           <w:p>
             <w:pPr>
@@ -18223,6 +18331,7 @@
             <w:gridSpan w:val="2"/>
             <w:tcBorders>
               <w:left w:val="single" w:sz="4" w:space="0" w:color="E06666"/>
+              <w:right w:val="single" w:sz="4" w:space="0" w:color="E06666"/>
             </w:tcBorders>
           </w:tcPr>
           <w:p>
@@ -18301,7 +18410,27 @@
                 <w:sz w:val="16"/>
                 <w:szCs w:val="16"/>
               </w:rPr>
-              <w:t>Ajustes finales, correcciones de detalles y entrega de evidencia necesaria del proyecto</w:t>
+              <w:t xml:space="preserve">Correcciones de acuerdo con el </w:t>
+            </w:r>
+            <w:proofErr w:type="spellStart"/>
+            <w:r>
+              <w:rPr>
+                <w:b/>
+                <w:bCs/>
+                <w:sz w:val="16"/>
+                <w:szCs w:val="16"/>
+              </w:rPr>
+              <w:t>Feedback</w:t>
+            </w:r>
+            <w:proofErr w:type="spellEnd"/>
+            <w:r>
+              <w:rPr>
+                <w:b/>
+                <w:bCs/>
+                <w:sz w:val="16"/>
+                <w:szCs w:val="16"/>
+              </w:rPr>
+              <w:t xml:space="preserve"> entregado por el Docente.</w:t>
             </w:r>
           </w:p>
         </w:tc>
@@ -18443,24 +18572,24 @@
         </w:tc>
         <w:tc>
           <w:tcPr>
-            <w:tcW w:w="281" w:type="dxa"/>
-          </w:tcPr>
-          <w:p>
-            <w:pPr>
-              <w:spacing w:line="360" w:lineRule="auto"/>
-              <w:jc w:val="both"/>
-              <w:rPr>
-                <w:b/>
-                <w:bCs/>
-                <w:sz w:val="16"/>
-                <w:szCs w:val="16"/>
-              </w:rPr>
-            </w:pPr>
-          </w:p>
-        </w:tc>
-        <w:tc>
-          <w:tcPr>
-            <w:tcW w:w="454" w:type="dxa"/>
+            <w:tcW w:w="360" w:type="dxa"/>
+          </w:tcPr>
+          <w:p>
+            <w:pPr>
+              <w:spacing w:line="360" w:lineRule="auto"/>
+              <w:jc w:val="both"/>
+              <w:rPr>
+                <w:b/>
+                <w:bCs/>
+                <w:sz w:val="16"/>
+                <w:szCs w:val="16"/>
+              </w:rPr>
+            </w:pPr>
+          </w:p>
+        </w:tc>
+        <w:tc>
+          <w:tcPr>
+            <w:tcW w:w="375" w:type="dxa"/>
           </w:tcPr>
           <w:p>
             <w:pPr>
@@ -18648,7 +18777,7 @@
                 <w:sz w:val="16"/>
                 <w:szCs w:val="16"/>
               </w:rPr>
-              <w:t>Presentación y demostración final del sistema ante la comisión evaluadora</w:t>
+              <w:t>Presentación y demostración final del sistema ante la comisión evaluadora.</w:t>
             </w:r>
           </w:p>
         </w:tc>
@@ -18790,24 +18919,24 @@
         </w:tc>
         <w:tc>
           <w:tcPr>
-            <w:tcW w:w="281" w:type="dxa"/>
-          </w:tcPr>
-          <w:p>
-            <w:pPr>
-              <w:spacing w:line="360" w:lineRule="auto"/>
-              <w:jc w:val="both"/>
-              <w:rPr>
-                <w:b/>
-                <w:bCs/>
-                <w:sz w:val="16"/>
-                <w:szCs w:val="16"/>
-              </w:rPr>
-            </w:pPr>
-          </w:p>
-        </w:tc>
-        <w:tc>
-          <w:tcPr>
-            <w:tcW w:w="454" w:type="dxa"/>
+            <w:tcW w:w="360" w:type="dxa"/>
+          </w:tcPr>
+          <w:p>
+            <w:pPr>
+              <w:spacing w:line="360" w:lineRule="auto"/>
+              <w:jc w:val="both"/>
+              <w:rPr>
+                <w:b/>
+                <w:bCs/>
+                <w:sz w:val="16"/>
+                <w:szCs w:val="16"/>
+              </w:rPr>
+            </w:pPr>
+          </w:p>
+        </w:tc>
+        <w:tc>
+          <w:tcPr>
+            <w:tcW w:w="375" w:type="dxa"/>
           </w:tcPr>
           <w:p>
             <w:pPr>
@@ -19141,24 +19270,24 @@
         </w:tc>
         <w:tc>
           <w:tcPr>
-            <w:tcW w:w="281" w:type="dxa"/>
-          </w:tcPr>
-          <w:p>
-            <w:pPr>
-              <w:spacing w:line="360" w:lineRule="auto"/>
-              <w:jc w:val="both"/>
-              <w:rPr>
-                <w:b/>
-                <w:bCs/>
-                <w:sz w:val="16"/>
-                <w:szCs w:val="16"/>
-              </w:rPr>
-            </w:pPr>
-          </w:p>
-        </w:tc>
-        <w:tc>
-          <w:tcPr>
-            <w:tcW w:w="454" w:type="dxa"/>
+            <w:tcW w:w="360" w:type="dxa"/>
+          </w:tcPr>
+          <w:p>
+            <w:pPr>
+              <w:spacing w:line="360" w:lineRule="auto"/>
+              <w:jc w:val="both"/>
+              <w:rPr>
+                <w:b/>
+                <w:bCs/>
+                <w:sz w:val="16"/>
+                <w:szCs w:val="16"/>
+              </w:rPr>
+            </w:pPr>
+          </w:p>
+        </w:tc>
+        <w:tc>
+          <w:tcPr>
+            <w:tcW w:w="375" w:type="dxa"/>
           </w:tcPr>
           <w:p>
             <w:pPr>
@@ -19501,12 +19630,43 @@
               <w:rPr>
                 <w:color w:val="1F3864"/>
               </w:rPr>
-              <w:t>Al mismo tiempo, esta fase nos hizo más conscientes de los riesgos que vienen, particularmente en torno a las funcionalidades de IA y al sprint de telemedicina, que concentran la mayor incertidumbre técnica de todo el plan. De cara al desarrollo, sentimos confianza en que la planificación que construimos es realista y está bien fundamentada, aunque también sabemos que serán necesarios ajustes sprint a sprint a medida que encontremos el tipo de dependencias no documentadas que suele esconder cualquier código heredado.</w:t>
+              <w:t xml:space="preserve">Al mismo tiempo, esta fase nos hizo más conscientes de los riesgos que vienen, particularmente en torno a las funcionalidades de IA y al sprint de telemedicina, que concentran la mayor incertidumbre técnica de todo el plan. De cara al desarrollo, sentimos confianza en que la planificación que construimos es realista </w:t>
+            </w:r>
+            <w:r>
+              <w:rPr>
+                <w:color w:val="1F3864"/>
+              </w:rPr>
+              <w:lastRenderedPageBreak/>
+              <w:t>y está bien fundamentada, aunque también sabemos que serán necesarios ajustes sprint a sprint a medida que encontremos el tipo de dependencias no documentadas que suele esconder cualquier código heredado.</w:t>
             </w:r>
           </w:p>
         </w:tc>
       </w:tr>
     </w:tbl>
+    <w:p>
+      <w:pPr>
+        <w:spacing w:after="0" w:line="360" w:lineRule="auto"/>
+        <w:jc w:val="both"/>
+        <w:rPr>
+          <w:b/>
+          <w:bCs/>
+          <w:sz w:val="24"/>
+          <w:szCs w:val="24"/>
+        </w:rPr>
+      </w:pPr>
+    </w:p>
+    <w:p>
+      <w:pPr>
+        <w:spacing w:after="0" w:line="360" w:lineRule="auto"/>
+        <w:jc w:val="both"/>
+        <w:rPr>
+          <w:b/>
+          <w:bCs/>
+          <w:sz w:val="24"/>
+          <w:szCs w:val="24"/>
+        </w:rPr>
+      </w:pPr>
+    </w:p>
     <w:p>
       <w:pPr>
         <w:spacing w:after="0" w:line="360" w:lineRule="auto"/>
@@ -21769,6 +21929,7 @@
   <w:style w:type="character" w:default="1" w:styleId="Fuentedeprrafopredeter">
     <w:name w:val="Default Paragraph Font"/>
     <w:uiPriority w:val="1"/>
+    <w:semiHidden/>
     <w:unhideWhenUsed/>
   </w:style>
   <w:style w:type="table" w:default="1" w:styleId="Tablanormal">
